--- a/docs/eval/eval_report_extended.docx
+++ b/docs/eval/eval_report_extended.docx
@@ -17,7 +17,7 @@
     </w:p>
     <w:p>
       <w:r>
-        <w:t>Generated 2026-10-30 07:50:49 UTC</w:t>
+        <w:t>Generated 2026-10-31 14:59:58 UTC</w:t>
       </w:r>
     </w:p>
     <w:p>
@@ -248,7 +248,7 @@
           </w:tcPr>
           <w:p>
             <w:r>
-              <w:t>17 / 31 ms</w:t>
+              <w:t>25 / 43 ms</w:t>
             </w:r>
           </w:p>
         </w:tc>
@@ -1275,7 +1275,7 @@
           </w:tcPr>
           <w:p>
             <w:r>
-              <w:t>15.3</w:t>
+              <w:t>19.4</w:t>
             </w:r>
           </w:p>
         </w:tc>
@@ -1347,7 +1347,7 @@
           </w:tcPr>
           <w:p>
             <w:r>
-              <w:t>18.8</w:t>
+              <w:t>22.9</w:t>
             </w:r>
           </w:p>
         </w:tc>
@@ -1419,7 +1419,7 @@
           </w:tcPr>
           <w:p>
             <w:r>
-              <w:t>17.4</w:t>
+              <w:t>25.9</w:t>
             </w:r>
           </w:p>
         </w:tc>
@@ -1491,7 +1491,7 @@
           </w:tcPr>
           <w:p>
             <w:r>
-              <w:t>14.6</w:t>
+              <w:t>21.5</w:t>
             </w:r>
           </w:p>
         </w:tc>
@@ -1563,7 +1563,7 @@
           </w:tcPr>
           <w:p>
             <w:r>
-              <w:t>15.0</w:t>
+              <w:t>24.3</w:t>
             </w:r>
           </w:p>
         </w:tc>
@@ -1635,7 +1635,7 @@
           </w:tcPr>
           <w:p>
             <w:r>
-              <w:t>26.6</w:t>
+              <w:t>34.5</w:t>
             </w:r>
           </w:p>
         </w:tc>
@@ -1707,7 +1707,7 @@
           </w:tcPr>
           <w:p>
             <w:r>
-              <w:t>29.2</w:t>
+              <w:t>42.4</w:t>
             </w:r>
           </w:p>
         </w:tc>
@@ -1914,7 +1914,7 @@
           </w:tcPr>
           <w:p>
             <w:r>
-              <w:t>38</w:t>
+              <w:t>59</w:t>
             </w:r>
           </w:p>
         </w:tc>
@@ -1986,7 +1986,7 @@
           </w:tcPr>
           <w:p>
             <w:r>
-              <w:t>20</w:t>
+              <w:t>26</w:t>
             </w:r>
           </w:p>
         </w:tc>
@@ -2058,7 +2058,7 @@
           </w:tcPr>
           <w:p>
             <w:r>
-              <w:t>19</w:t>
+              <w:t>27</w:t>
             </w:r>
           </w:p>
         </w:tc>
@@ -2130,7 +2130,7 @@
           </w:tcPr>
           <w:p>
             <w:r>
-              <w:t>15</w:t>
+              <w:t>22</w:t>
             </w:r>
           </w:p>
         </w:tc>
@@ -2202,7 +2202,7 @@
           </w:tcPr>
           <w:p>
             <w:r>
-              <w:t>16</w:t>
+              <w:t>25</w:t>
             </w:r>
           </w:p>
         </w:tc>
@@ -2274,7 +2274,7 @@
           </w:tcPr>
           <w:p>
             <w:r>
-              <w:t>14</w:t>
+              <w:t>16</w:t>
             </w:r>
           </w:p>
         </w:tc>
@@ -2346,7 +2346,7 @@
           </w:tcPr>
           <w:p>
             <w:r>
-              <w:t>23</w:t>
+              <w:t>24</w:t>
             </w:r>
           </w:p>
         </w:tc>
@@ -2418,7 +2418,7 @@
           </w:tcPr>
           <w:p>
             <w:r>
-              <w:t>19</w:t>
+              <w:t>26</w:t>
             </w:r>
           </w:p>
         </w:tc>
@@ -2490,7 +2490,7 @@
           </w:tcPr>
           <w:p>
             <w:r>
-              <w:t>15</w:t>
+              <w:t>26</w:t>
             </w:r>
           </w:p>
         </w:tc>
@@ -2562,7 +2562,7 @@
           </w:tcPr>
           <w:p>
             <w:r>
-              <w:t>10</w:t>
+              <w:t>15</w:t>
             </w:r>
           </w:p>
         </w:tc>
@@ -2634,7 +2634,7 @@
           </w:tcPr>
           <w:p>
             <w:r>
-              <w:t>23</w:t>
+              <w:t>28</w:t>
             </w:r>
           </w:p>
         </w:tc>
@@ -2706,7 +2706,7 @@
           </w:tcPr>
           <w:p>
             <w:r>
-              <w:t>15</w:t>
+              <w:t>18</w:t>
             </w:r>
           </w:p>
         </w:tc>
@@ -2778,7 +2778,7 @@
           </w:tcPr>
           <w:p>
             <w:r>
-              <w:t>27</w:t>
+              <w:t>34</w:t>
             </w:r>
           </w:p>
         </w:tc>
@@ -2850,7 +2850,7 @@
           </w:tcPr>
           <w:p>
             <w:r>
-              <w:t>15</w:t>
+              <w:t>19</w:t>
             </w:r>
           </w:p>
         </w:tc>
@@ -3000,7 +3000,7 @@
           </w:tcPr>
           <w:p>
             <w:r>
-              <w:t>2026-10-30T07:50:48+00:00</w:t>
+              <w:t>2026-10-31T14:59:57+00:00</w:t>
             </w:r>
           </w:p>
         </w:tc>
@@ -3052,7 +3052,7 @@
           </w:tcPr>
           <w:p>
             <w:r>
-              <w:t>2026-10-30T07:50:48+00:00</w:t>
+              <w:t>2026-10-31T14:59:57+00:00</w:t>
             </w:r>
           </w:p>
         </w:tc>
@@ -3104,7 +3104,7 @@
           </w:tcPr>
           <w:p>
             <w:r>
-              <w:t>2026-10-30T07:50:48+00:00</w:t>
+              <w:t>2026-10-31T14:59:57+00:00</w:t>
             </w:r>
           </w:p>
         </w:tc>
@@ -3156,7 +3156,7 @@
           </w:tcPr>
           <w:p>
             <w:r>
-              <w:t>2026-10-30T07:50:48+00:00</w:t>
+              <w:t>2026-10-31T14:59:57+00:00</w:t>
             </w:r>
           </w:p>
         </w:tc>
@@ -3208,7 +3208,7 @@
           </w:tcPr>
           <w:p>
             <w:r>
-              <w:t>2026-10-30T07:50:48+00:00</w:t>
+              <w:t>2026-10-31T14:59:57+00:00</w:t>
             </w:r>
           </w:p>
         </w:tc>
@@ -3260,7 +3260,7 @@
           </w:tcPr>
           <w:p>
             <w:r>
-              <w:t>2026-10-30T07:50:48+00:00</w:t>
+              <w:t>2026-10-31T14:59:57+00:00</w:t>
             </w:r>
           </w:p>
         </w:tc>
@@ -3312,7 +3312,7 @@
           </w:tcPr>
           <w:p>
             <w:r>
-              <w:t>2026-10-30T07:50:48+00:00</w:t>
+              <w:t>2026-10-31T14:59:57+00:00</w:t>
             </w:r>
           </w:p>
         </w:tc>
